--- a/Honors/ch5/Ch6_HW.docx
+++ b/Honors/ch5/Ch6_HW.docx
@@ -45,6 +45,10 @@
     <w:p>
       <w:pPr>
         <w:pStyle w:val="BodyText"/>
+        <w:numPr>
+          <w:ilvl w:val="0"/>
+          <w:numId w:val="6"/>
+        </w:numPr>
       </w:pPr>
       <w:r>
         <w:t>(OpenStax P4) (a) What is the period of rotation of Earth (</w:t>
@@ -72,6 +76,10 @@
     <w:p>
       <w:pPr>
         <w:pStyle w:val="BodyText"/>
+        <w:numPr>
+          <w:ilvl w:val="0"/>
+          <w:numId w:val="6"/>
+        </w:numPr>
       </w:pPr>
       <w:r>
         <w:t>(OpenStax P7) A truck with 0.420-m-radius tires travels at 32.0 m/s. What is the angular velocity of the rotating tires in radians per second? What is this in rev/min?</w:t>
@@ -80,6 +88,10 @@
     <w:p>
       <w:pPr>
         <w:pStyle w:val="BodyText"/>
+        <w:numPr>
+          <w:ilvl w:val="0"/>
+          <w:numId w:val="6"/>
+        </w:numPr>
       </w:pPr>
       <w:r>
         <w:t>(Giancolli P1) A child sitting 1.20 m from the center of a merry-go-round moves with a speed of 1.10 m/s. (a) Calculate the centripetal acceleration of the child. (b) Calculate the net horizontal force exerted on the child (mass = 22.5 kg).</w:t>
@@ -88,6 +100,10 @@
     <w:p>
       <w:pPr>
         <w:pStyle w:val="BodyText"/>
+        <w:numPr>
+          <w:ilvl w:val="0"/>
+          <w:numId w:val="6"/>
+        </w:numPr>
       </w:pPr>
       <w:r>
         <w:t>(OpenStax P10) A fairground ride spins its occupants inside a flying saucer-shaped container. If the horizontal circular path the riders follow has an 8.00 m radius, at how many revolutions per minute will the riders be subjected to a centripetal acceleration whose magnitude is 1.50 times that due to gravity?</w:t>
@@ -96,17 +112,15 @@
     <w:p>
       <w:pPr>
         <w:pStyle w:val="BodyText"/>
-      </w:pPr>
-      <w:r>
-        <w:t>(OpenStax P19) A rotating space station is said to create “artificial gravity”—a loosely-defined term used for an acceleration that would be crudely similar to gravity. The outer wall of the rotating space station would become a floor for the astronauts, and centripetal acceleration supplied by the floor would allow astronauts to exercise and maintain muscle and bone strength more naturally than in non-rotating space environments. If the space station is 200 m in diameter, what angular velocity would produc</w:t>
-      </w:r>
-      <w:r>
-        <w:t>e an “artificial gravity” of 9.8 m/s</w:t>
-      </w:r>
-      <w:r>
-        <w:rPr>
-          <w:vertAlign w:val="superscript"/>
-        </w:rPr>
+        <w:numPr>
+          <w:ilvl w:val="0"/>
+          <w:numId w:val="6"/>
+        </w:numPr>
+      </w:pPr>
+      <w:r>
+        <w:t>(OpenStax P19) A rotating space station is said to create “artificial gravity”—a loosely-defined term used for an acceleration that would be crudely similar to gravity. The outer wall of the rotating space station would become a floor for the astronauts, and centripetal acceleration supplied by the floor would allow astronauts to exercise and maintain muscle and bone strength more naturally than in non-rotating space environments. If the space station is 200 m in diameter, what angular velocity would produce an “artificial gravity” of 9.8 m/s</w:t>
+      </w:r>
+      <w:r>
         <w:t>2</w:t>
       </w:r>
       <w:r>
@@ -115,14 +129,6 @@
     </w:p>
     <w:p>
       <w:pPr>
-        <w:pStyle w:val="BodyText"/>
-      </w:pPr>
-      <w:r>
-        <w:t>(Original Problem) You are spinning a ball attached to a rope horizontally above your head. The mass of the ball is 0.1 kg and the radius of the string is 0.6 m. What is the centripetal force provided by the rope if the ball has a velocity of 3.1 m/s?</w:t>
-      </w:r>
-    </w:p>
-    <w:p>
-      <w:pPr>
         <w:numPr>
           <w:ilvl w:val="0"/>
           <w:numId w:val="2"/>
@@ -166,7 +172,6 @@
         <w:ind w:left="1080" w:hanging="720"/>
       </w:pPr>
       <w:r>
-        <w:lastRenderedPageBreak/>
         <w:t>(Giancolli MC3) A Ping-Pong ball is shot into a circular tube that is lying flat (horizontal) on a tabletop. When the Ping-Pong ball exits the tube, which path will it follow in Figure </w:t>
       </w:r>
       <w:hyperlink w:anchor="G5-35">
@@ -191,8 +196,9 @@
         <w:rPr>
           <w:noProof/>
         </w:rPr>
+        <w:lastRenderedPageBreak/>
         <w:drawing>
-          <wp:inline distT="0" distB="0" distL="0" distR="0" wp14:anchorId="629587EC" wp14:editId="629587ED">
+          <wp:inline distT="0" distB="0" distL="0" distR="0" wp14:anchorId="4314F62E" wp14:editId="4314F62F">
             <wp:extent cx="1439999" cy="1542673"/>
             <wp:effectExtent l="0" t="0" r="0" b="0"/>
             <wp:docPr id="21" name="Picture"/>
@@ -249,7 +255,11 @@
     <w:bookmarkEnd w:id="0"/>
     <w:p>
       <w:pPr>
-        <w:pStyle w:val="FirstParagraph"/>
+        <w:pStyle w:val="BodyText"/>
+        <w:numPr>
+          <w:ilvl w:val="0"/>
+          <w:numId w:val="6"/>
+        </w:numPr>
       </w:pPr>
       <w:r>
         <w:t>(Giancolli P7) A car travels at constant speed down the bottom of a valley and up the other side of a road whose bottom has a radius of curvature of 0.9 m. The driver feels a normal force equal to twice their weight. What is the car’s speed?</w:t>
@@ -258,23 +268,28 @@
     <w:p>
       <w:pPr>
         <w:pStyle w:val="BodyText"/>
-      </w:pPr>
-      <w:r>
-        <w:t>(Giancolli P19 part a &amp; c) A 975-kg sports car (including driver) crosses the rounded top of a hill (radius = 88.0 m) at 18.0 m/s. Determine: (a) The normal force exerted by the road on the car. (b) The car speed at which the normal force on the driver equals zero.</w:t>
-      </w:r>
-    </w:p>
-    <w:p>
-      <w:pPr>
-        <w:pStyle w:val="BodyText"/>
+        <w:numPr>
+          <w:ilvl w:val="0"/>
+          <w:numId w:val="6"/>
+        </w:numPr>
+      </w:pPr>
+      <w:r>
+        <w:t>(Giancolli P19 part a &amp; c) A 975-kg sports car (including driver) crosses the rounded top of a hill (radius = 88.0 m) at 18.0 m/s. Determine: (a) The normal force exerted by the road on the car. (b) The car speed at which the normal force equals zero.</w:t>
+      </w:r>
+    </w:p>
+    <w:p>
+      <w:pPr>
+        <w:pStyle w:val="BodyText"/>
+        <w:numPr>
+          <w:ilvl w:val="0"/>
+          <w:numId w:val="6"/>
+        </w:numPr>
       </w:pPr>
       <w:r>
         <w:t>(Giancolli P73) At what minimum speed must a roller coaster be traveling so that passengers upside down at the top of the circle (Figure </w:t>
       </w:r>
       <w:hyperlink w:anchor="G5-48">
         <w:r>
-          <w:rPr>
-            <w:rStyle w:val="Hyperlink"/>
-          </w:rPr>
           <w:t>2</w:t>
         </w:r>
       </w:hyperlink>
@@ -292,8 +307,8 @@
           <w:noProof/>
         </w:rPr>
         <w:drawing>
-          <wp:inline distT="0" distB="0" distL="0" distR="0" wp14:anchorId="629587EE" wp14:editId="629587EF">
-            <wp:extent cx="1439999" cy="1446560"/>
+          <wp:inline distT="0" distB="0" distL="0" distR="0" wp14:anchorId="4314F630" wp14:editId="4314F631">
+            <wp:extent cx="1079999" cy="1084920"/>
             <wp:effectExtent l="0" t="0" r="0" b="0"/>
             <wp:docPr id="25" name="Picture"/>
             <wp:cNvGraphicFramePr/>
@@ -315,7 +330,7 @@
                   <pic:spPr bwMode="auto">
                     <a:xfrm>
                       <a:off x="0" y="0"/>
-                      <a:ext cx="1439999" cy="1446560"/>
+                      <a:ext cx="1079999" cy="1084920"/>
                     </a:xfrm>
                     <a:prstGeom prst="rect">
                       <a:avLst/>
@@ -352,8 +367,8 @@
           <w:noProof/>
         </w:rPr>
         <w:drawing>
-          <wp:inline distT="0" distB="0" distL="0" distR="0" wp14:anchorId="629587F0" wp14:editId="629587F1">
-            <wp:extent cx="1511999" cy="1631267"/>
+          <wp:inline distT="0" distB="0" distL="0" distR="0" wp14:anchorId="4314F632" wp14:editId="4314F633">
+            <wp:extent cx="1439999" cy="1553587"/>
             <wp:effectExtent l="0" t="0" r="0" b="0"/>
             <wp:docPr id="29" name="Picture" descr="image"/>
             <wp:cNvGraphicFramePr/>
@@ -375,7 +390,7 @@
                   <pic:spPr bwMode="auto">
                     <a:xfrm>
                       <a:off x="0" y="0"/>
-                      <a:ext cx="1511999" cy="1631267"/>
+                      <a:ext cx="1439999" cy="1553587"/>
                     </a:xfrm>
                     <a:prstGeom prst="rect">
                       <a:avLst/>
@@ -397,13 +412,16 @@
     <w:p>
       <w:pPr>
         <w:pStyle w:val="BodyText"/>
+        <w:numPr>
+          <w:ilvl w:val="0"/>
+          <w:numId w:val="6"/>
+        </w:numPr>
       </w:pPr>
       <w:r>
         <w:rPr>
           <w:b/>
           <w:bCs/>
         </w:rPr>
-        <w:lastRenderedPageBreak/>
         <w:t>Bonus!</w:t>
       </w:r>
       <w:r>
@@ -418,20 +436,18 @@
         </w:r>
       </w:hyperlink>
       <w:r>
-        <w:t xml:space="preserve">. The radius of curvature is smaller at the top than on the sides so that the downward centripetal acceleration at the top will be greater than the acceleration due to gravity, keeping the passengers pressed firmly into their seats. What is the speed of the roller coaster at the top of the loop if the radius of curvature there is 15.0 m and the downward acceleration of the car is </w:t>
+        <w:t xml:space="preserve">. The radius of curvature is smaller at the top than on the sides so that the downward centripetal acceleration at the top will be greater than the acceleration due to gravity, keeping the passengers pressed firmly into their </w:t>
+      </w:r>
+      <w:r>
+        <w:lastRenderedPageBreak/>
+        <w:t xml:space="preserve">seats. What is the speed of the roller coaster at the top of the loop if the radius of curvature there is 15.0 m and the downward acceleration of the car is </w:t>
       </w:r>
       <m:oMath>
         <m:r>
           <w:rPr>
             <w:rFonts w:ascii="Cambria Math" w:hAnsi="Cambria Math"/>
           </w:rPr>
-          <m:t>1.50</m:t>
-        </m:r>
-        <m:r>
-          <w:rPr>
-            <w:rFonts w:ascii="Cambria Math" w:hAnsi="Cambria Math"/>
-          </w:rPr>
-          <m:t>g</m:t>
+          <m:t>1.50g</m:t>
         </m:r>
       </m:oMath>
       <w:r>
@@ -451,9 +467,6 @@
       </w:r>
       <w:hyperlink w:anchor="Xab80b5bbd120c0858a97b0888db5df04235e71e">
         <w:r>
-          <w:rPr>
-            <w:rStyle w:val="Hyperlink"/>
-          </w:rPr>
           <w:t>[6.35]</w:t>
         </w:r>
       </w:hyperlink>
@@ -474,9 +487,6 @@
       </w:r>
       <w:hyperlink w:anchor="G5-32">
         <w:r>
-          <w:rPr>
-            <w:rStyle w:val="Hyperlink"/>
-          </w:rPr>
           <w:t>3</w:t>
         </w:r>
       </w:hyperlink>
@@ -498,8 +508,8 @@
           <w:noProof/>
         </w:rPr>
         <w:drawing>
-          <wp:inline distT="0" distB="0" distL="0" distR="0" wp14:anchorId="629587F2" wp14:editId="629587F3">
-            <wp:extent cx="1259999" cy="861151"/>
+          <wp:inline distT="0" distB="0" distL="0" distR="0" wp14:anchorId="4314F634" wp14:editId="4314F635">
+            <wp:extent cx="1043999" cy="713525"/>
             <wp:effectExtent l="0" t="0" r="0" b="0"/>
             <wp:docPr id="32" name="Picture"/>
             <wp:cNvGraphicFramePr/>
@@ -521,7 +531,7 @@
                   <pic:spPr bwMode="auto">
                     <a:xfrm>
                       <a:off x="0" y="0"/>
-                      <a:ext cx="1259999" cy="861151"/>
+                      <a:ext cx="1043999" cy="713525"/>
                     </a:xfrm>
                     <a:prstGeom prst="rect">
                       <a:avLst/>
@@ -634,7 +644,7 @@
           <w:noProof/>
         </w:rPr>
         <w:drawing>
-          <wp:inline distT="0" distB="0" distL="0" distR="0" wp14:anchorId="629587F4" wp14:editId="629587F5">
+          <wp:inline distT="0" distB="0" distL="0" distR="0" wp14:anchorId="4314F636" wp14:editId="4314F637">
             <wp:extent cx="2159999" cy="799277"/>
             <wp:effectExtent l="0" t="0" r="0" b="0"/>
             <wp:docPr id="36" name="Picture"/>
@@ -710,11 +720,7 @@
         <w:ind w:left="1080" w:hanging="720"/>
       </w:pPr>
       <w:r>
-        <w:t xml:space="preserve">(Based on OpenStax CQ15 and Giancolli MC6) In one amusement park ride–called the “Roto-Ride”– riders enter a large vertical barrel and stand against the </w:t>
-      </w:r>
-      <w:r>
-        <w:lastRenderedPageBreak/>
-        <w:t>wall on its horizontal floor. The barrel is spun up and the floor drops away. Riders feel as if they are pinned to the rotating wall. Which free-body diagram from Figure </w:t>
+        <w:t>(Based on OpenStax CQ15 and Giancolli MC6) In one amusement park ride–called the “Roto-Ride”– riders enter a large vertical barrel and stand against the wall on its horizontal floor. The barrel is spun up and the floor drops away. Riders feel as if they are pinned to the rotating wall. Which free-body diagram from Figure </w:t>
       </w:r>
       <w:hyperlink w:anchor="G5-36">
         <w:r>
@@ -741,8 +747,9 @@
         <w:rPr>
           <w:noProof/>
         </w:rPr>
+        <w:lastRenderedPageBreak/>
         <w:drawing>
-          <wp:inline distT="0" distB="0" distL="0" distR="0" wp14:anchorId="629587F6" wp14:editId="629587F7">
+          <wp:inline distT="0" distB="0" distL="0" distR="0" wp14:anchorId="4314F638" wp14:editId="4314F639">
             <wp:extent cx="2159999" cy="1019955"/>
             <wp:effectExtent l="0" t="0" r="0" b="0"/>
             <wp:docPr id="40" name="Picture"/>
@@ -834,7 +841,7 @@
           <w:noProof/>
         </w:rPr>
         <w:drawing>
-          <wp:inline distT="0" distB="0" distL="0" distR="0" wp14:anchorId="629587F8" wp14:editId="629587F9">
+          <wp:inline distT="0" distB="0" distL="0" distR="0" wp14:anchorId="4314F63A" wp14:editId="4314F63B">
             <wp:extent cx="1799999" cy="1792372"/>
             <wp:effectExtent l="0" t="0" r="0" b="0"/>
             <wp:docPr id="44" name="Picture"/>
@@ -922,17 +929,60 @@
     <w:p>
       <w:pPr>
         <w:numPr>
-          <w:ilvl w:val="0"/>
-          <w:numId w:val="1"/>
-        </w:numPr>
-      </w:pPr>
-      <w:r>
-        <w:t>Centrifugal force is pushing you into the door. The door is exerting a rightward force on you. Both of the above. Neither of the above.</w:t>
-      </w:r>
-    </w:p>
-    <w:p>
-      <w:pPr>
-        <w:pStyle w:val="FirstParagraph"/>
+          <w:ilvl w:val="1"/>
+          <w:numId w:val="2"/>
+        </w:numPr>
+      </w:pPr>
+      <w:r>
+        <w:t xml:space="preserve">Centrifugal force is pushing you into the door. </w:t>
+      </w:r>
+    </w:p>
+    <w:p>
+      <w:pPr>
+        <w:numPr>
+          <w:ilvl w:val="1"/>
+          <w:numId w:val="2"/>
+        </w:numPr>
+      </w:pPr>
+      <w:r>
+        <w:t xml:space="preserve">The door is exerting a rightward force on you. </w:t>
+      </w:r>
+    </w:p>
+    <w:p>
+      <w:pPr>
+        <w:numPr>
+          <w:ilvl w:val="1"/>
+          <w:numId w:val="2"/>
+        </w:numPr>
+      </w:pPr>
+      <w:proofErr w:type="gramStart"/>
+      <w:r>
+        <w:t>Both of the above</w:t>
+      </w:r>
+      <w:proofErr w:type="gramEnd"/>
+      <w:r>
+        <w:t xml:space="preserve">. </w:t>
+      </w:r>
+    </w:p>
+    <w:p>
+      <w:pPr>
+        <w:numPr>
+          <w:ilvl w:val="1"/>
+          <w:numId w:val="2"/>
+        </w:numPr>
+      </w:pPr>
+      <w:r>
+        <w:t>Neither of the above.</w:t>
+      </w:r>
+    </w:p>
+    <w:p>
+      <w:pPr>
+        <w:pStyle w:val="BodyText"/>
+        <w:numPr>
+          <w:ilvl w:val="0"/>
+          <w:numId w:val="6"/>
+        </w:numPr>
+        <w:ind w:left="990" w:hanging="630"/>
       </w:pPr>
       <w:r>
         <w:lastRenderedPageBreak/>
@@ -941,15 +991,71 @@
     </w:p>
     <w:p>
       <w:pPr>
+        <w:pStyle w:val="BodyText"/>
+      </w:pPr>
+      <w:r>
+        <w:rPr>
+          <w:noProof/>
+        </w:rPr>
+        <w:drawing>
+          <wp:inline distT="0" distB="0" distL="0" distR="0" wp14:anchorId="5FF681CE" wp14:editId="679C3B83">
+            <wp:extent cx="1765300" cy="1016000"/>
+            <wp:effectExtent l="0" t="0" r="0" b="0"/>
+            <wp:docPr id="1970028160" name="Picture 1" descr="A diagram of a plane moving&#10;&#10;AI-generated content may be incorrect."/>
+            <wp:cNvGraphicFramePr>
+              <a:graphicFrameLocks xmlns:a="http://schemas.openxmlformats.org/drawingml/2006/main" noChangeAspect="1"/>
+            </wp:cNvGraphicFramePr>
+            <a:graphic xmlns:a="http://schemas.openxmlformats.org/drawingml/2006/main">
+              <a:graphicData uri="http://schemas.openxmlformats.org/drawingml/2006/picture">
+                <pic:pic xmlns:pic="http://schemas.openxmlformats.org/drawingml/2006/picture">
+                  <pic:nvPicPr>
+                    <pic:cNvPr id="1970028160" name="Picture 1" descr="A diagram of a plane moving&#10;&#10;AI-generated content may be incorrect."/>
+                    <pic:cNvPicPr/>
+                  </pic:nvPicPr>
+                  <pic:blipFill>
+                    <a:blip r:embed="rId12">
+                      <a:extLst>
+                        <a:ext uri="{28A0092B-C50C-407E-A947-70E740481C1C}">
+                          <a14:useLocalDpi xmlns:a14="http://schemas.microsoft.com/office/drawing/2010/main" val="0"/>
+                        </a:ext>
+                      </a:extLst>
+                    </a:blip>
+                    <a:stretch>
+                      <a:fillRect/>
+                    </a:stretch>
+                  </pic:blipFill>
+                  <pic:spPr>
+                    <a:xfrm>
+                      <a:off x="0" y="0"/>
+                      <a:ext cx="1765300" cy="1016000"/>
+                    </a:xfrm>
+                    <a:prstGeom prst="rect">
+                      <a:avLst/>
+                    </a:prstGeom>
+                  </pic:spPr>
+                </pic:pic>
+              </a:graphicData>
+            </a:graphic>
+          </wp:inline>
+        </w:drawing>
+      </w:r>
+    </w:p>
+    <w:p>
+      <w:pPr>
         <w:pStyle w:val="ImageCaption"/>
       </w:pPr>
       <w:r>
-        <w:t>(Original Diagram) A car rounding a curve of radius 38 m.</w:t>
-      </w:r>
-    </w:p>
-    <w:p>
-      <w:pPr>
-        <w:pStyle w:val="BodyText"/>
+        <w:t>(Original Diagram) A bird’s-eye view of a car rounding a curve of radius 38 m.</w:t>
+      </w:r>
+    </w:p>
+    <w:p>
+      <w:pPr>
+        <w:pStyle w:val="BodyText"/>
+        <w:numPr>
+          <w:ilvl w:val="0"/>
+          <w:numId w:val="6"/>
+        </w:numPr>
+        <w:ind w:left="990" w:hanging="630"/>
       </w:pPr>
       <w:r>
         <w:t>(Giancolli P8) How large must the coefficient of static friction be between the tires and the road if a car is to round a level curve of radius 125 m at a speed of 95 km/h (26.4 m/s)?</w:t>
@@ -958,6 +1064,11 @@
     <w:p>
       <w:pPr>
         <w:pStyle w:val="BodyText"/>
+        <w:numPr>
+          <w:ilvl w:val="0"/>
+          <w:numId w:val="6"/>
+        </w:numPr>
+        <w:ind w:left="990" w:hanging="630"/>
       </w:pPr>
       <w:r>
         <w:t>(Giancolli P15) A coin is placed 13.0 cm from the axis of a rotating turntable of variable speed. When the speed of the turntable is slowly increased, the coin remains fixed on the turntable until a rate of 38.0 rpm (revolutions per minute) is reached, at which point the coin slides off. What is the coefficient of static friction between the coin and the turntable?</w:t>
@@ -966,15 +1077,16 @@
     <w:p>
       <w:pPr>
         <w:pStyle w:val="BodyText"/>
+        <w:numPr>
+          <w:ilvl w:val="0"/>
+          <w:numId w:val="6"/>
+        </w:numPr>
+        <w:ind w:left="990" w:hanging="630"/>
       </w:pPr>
       <w:r>
         <w:t xml:space="preserve">(OpenStax P32) </w:t>
       </w:r>
       <w:r>
-        <w:rPr>
-          <w:b/>
-          <w:bCs/>
-        </w:rPr>
         <w:t>Unreasonable Results</w:t>
       </w:r>
       <w:r>
@@ -1018,7 +1130,7 @@
           <w:noProof/>
         </w:rPr>
         <w:drawing>
-          <wp:inline distT="0" distB="0" distL="0" distR="0" wp14:anchorId="629587FA" wp14:editId="629587FB">
+          <wp:inline distT="0" distB="0" distL="0" distR="0" wp14:anchorId="4314F63C" wp14:editId="4314F63D">
             <wp:extent cx="1259999" cy="1702594"/>
             <wp:effectExtent l="0" t="0" r="0" b="0"/>
             <wp:docPr id="48" name="Picture"/>
@@ -1033,7 +1145,7 @@
                     </pic:cNvPicPr>
                   </pic:nvPicPr>
                   <pic:blipFill>
-                    <a:blip r:embed="rId12"/>
+                    <a:blip r:embed="rId13"/>
                     <a:stretch>
                       <a:fillRect/>
                     </a:stretch>
@@ -1069,19 +1181,25 @@
         </w:numPr>
       </w:pPr>
       <w:r>
-        <w:t>(OpenStax Fig 6.29) Two paths around a race track curve are shown. Race car drivers will take the inside path (path#2, called cutting the corner) whenever possible because it allows them to take the curve at the highest speed.</w:t>
+        <w:t>(OpenStax Fig 6.29) Two paths around a race track curve are shown. Race car drivers will take the inside path (path #2, called cutting the corner) whenever possible because it allows them to take the curve at the highest speed.</w:t>
       </w:r>
     </w:p>
     <w:bookmarkEnd w:id="6"/>
     <w:p>
       <w:pPr>
-        <w:pStyle w:val="FirstParagraph"/>
+        <w:pStyle w:val="BodyText"/>
+        <w:numPr>
+          <w:ilvl w:val="0"/>
+          <w:numId w:val="6"/>
+        </w:numPr>
+        <w:ind w:left="990" w:hanging="630"/>
       </w:pPr>
       <w:r>
         <w:rPr>
           <w:b/>
           <w:bCs/>
         </w:rPr>
+        <w:lastRenderedPageBreak/>
         <w:t>Bonus!</w:t>
       </w:r>
       <w:r>
@@ -1091,12 +1209,13 @@
     <w:p>
       <w:pPr>
         <w:pStyle w:val="BodyText"/>
-      </w:pPr>
-      <w:r>
-        <w:rPr>
-          <w:b/>
-          <w:bCs/>
-        </w:rPr>
+        <w:numPr>
+          <w:ilvl w:val="0"/>
+          <w:numId w:val="6"/>
+        </w:numPr>
+        <w:ind w:left="990" w:hanging="630"/>
+      </w:pPr>
+      <w:r>
         <w:t>Bonus!</w:t>
       </w:r>
       <w:r>
@@ -1106,12 +1225,13 @@
     <w:p>
       <w:pPr>
         <w:pStyle w:val="BodyText"/>
-      </w:pPr>
-      <w:r>
-        <w:rPr>
-          <w:b/>
-          <w:bCs/>
-        </w:rPr>
+        <w:numPr>
+          <w:ilvl w:val="0"/>
+          <w:numId w:val="6"/>
+        </w:numPr>
+        <w:ind w:left="990" w:hanging="630"/>
+      </w:pPr>
+      <w:r>
         <w:t>Bonus!</w:t>
       </w:r>
       <w:r>
@@ -1124,7 +1244,6 @@
       </w:pPr>
       <w:bookmarkStart w:id="7" w:name="planets"/>
       <w:r>
-        <w:lastRenderedPageBreak/>
         <w:t>Masses and sizes of various planets</w:t>
       </w:r>
     </w:p>
@@ -1133,7 +1252,6 @@
         <w:tblStyle w:val="Table"/>
         <w:tblW w:w="0" w:type="auto"/>
         <w:tblLook w:val="0000" w:firstRow="0" w:lastRow="0" w:firstColumn="0" w:lastColumn="0" w:noHBand="0" w:noVBand="0"/>
-        <w:tblCaption w:val="Masses and sizes of various planets"/>
       </w:tblPr>
       <w:tblGrid>
         <w:gridCol w:w="1159"/>
@@ -1706,9 +1824,19 @@
     <w:p>
       <w:pPr>
         <w:pStyle w:val="BodyText"/>
-      </w:pPr>
-      <w:r>
-        <w:t xml:space="preserve">(Original Question) A satellite orbits the earth at a distance 1,120 km </w:t>
+        <w:numPr>
+          <w:ilvl w:val="0"/>
+          <w:numId w:val="6"/>
+        </w:numPr>
+        <w:ind w:left="990" w:hanging="630"/>
+      </w:pPr>
+      <w:r>
+        <w:t xml:space="preserve">(Original Question) </w:t>
+      </w:r>
+      <w:bookmarkStart w:id="8" w:name="OPsat"/>
+      <w:bookmarkEnd w:id="8"/>
+      <w:r>
+        <w:t xml:space="preserve"> A satellite orbits the earth at a distance 1,120 km </w:t>
       </w:r>
       <w:r>
         <w:rPr>
@@ -1755,17 +1883,81 @@
     </w:p>
     <w:p>
       <w:pPr>
+        <w:pStyle w:val="BodyText"/>
+      </w:pPr>
+      <w:r>
+        <w:rPr>
+          <w:noProof/>
+        </w:rPr>
+        <w:drawing>
+          <wp:inline distT="0" distB="0" distL="0" distR="0" wp14:anchorId="05087C63" wp14:editId="22CEDC57">
+            <wp:extent cx="1168400" cy="838200"/>
+            <wp:effectExtent l="0" t="0" r="0" b="0"/>
+            <wp:docPr id="1054186133" name="Picture 2" descr="A blue sphere with black text and black arrows&#10;&#10;AI-generated content may be incorrect."/>
+            <wp:cNvGraphicFramePr>
+              <a:graphicFrameLocks xmlns:a="http://schemas.openxmlformats.org/drawingml/2006/main" noChangeAspect="1"/>
+            </wp:cNvGraphicFramePr>
+            <a:graphic xmlns:a="http://schemas.openxmlformats.org/drawingml/2006/main">
+              <a:graphicData uri="http://schemas.openxmlformats.org/drawingml/2006/picture">
+                <pic:pic xmlns:pic="http://schemas.openxmlformats.org/drawingml/2006/picture">
+                  <pic:nvPicPr>
+                    <pic:cNvPr id="1054186133" name="Picture 2" descr="A blue sphere with black text and black arrows&#10;&#10;AI-generated content may be incorrect."/>
+                    <pic:cNvPicPr/>
+                  </pic:nvPicPr>
+                  <pic:blipFill>
+                    <a:blip r:embed="rId14">
+                      <a:extLst>
+                        <a:ext uri="{28A0092B-C50C-407E-A947-70E740481C1C}">
+                          <a14:useLocalDpi xmlns:a14="http://schemas.microsoft.com/office/drawing/2010/main" val="0"/>
+                        </a:ext>
+                      </a:extLst>
+                    </a:blip>
+                    <a:stretch>
+                      <a:fillRect/>
+                    </a:stretch>
+                  </pic:blipFill>
+                  <pic:spPr>
+                    <a:xfrm>
+                      <a:off x="0" y="0"/>
+                      <a:ext cx="1168400" cy="838200"/>
+                    </a:xfrm>
+                    <a:prstGeom prst="rect">
+                      <a:avLst/>
+                    </a:prstGeom>
+                  </pic:spPr>
+                </pic:pic>
+              </a:graphicData>
+            </a:graphic>
+          </wp:inline>
+        </w:drawing>
+      </w:r>
+    </w:p>
+    <w:p>
+      <w:pPr>
         <w:pStyle w:val="ImageCaption"/>
       </w:pPr>
-      <w:bookmarkStart w:id="8" w:name="satorbit"/>
-      <w:r>
-        <w:t xml:space="preserve">(Original Figure) A satellite orbits 1,120 km above the surface of the Earth. </w:t>
-      </w:r>
-    </w:p>
-    <w:bookmarkEnd w:id="8"/>
-    <w:p>
-      <w:pPr>
-        <w:pStyle w:val="BodyText"/>
+      <w:bookmarkStart w:id="9" w:name="satorbit"/>
+      <w:r>
+        <w:t xml:space="preserve">(Original Figure) For problem </w:t>
+      </w:r>
+      <w:hyperlink w:anchor="OPsat">
+        <w:r>
+          <w:rPr>
+            <w:rStyle w:val="Hyperlink"/>
+          </w:rPr>
+          <w:t>[OPsat]</w:t>
+        </w:r>
+      </w:hyperlink>
+    </w:p>
+    <w:bookmarkEnd w:id="9"/>
+    <w:p>
+      <w:pPr>
+        <w:pStyle w:val="BodyText"/>
+        <w:numPr>
+          <w:ilvl w:val="0"/>
+          <w:numId w:val="6"/>
+        </w:numPr>
+        <w:ind w:left="990" w:hanging="630"/>
       </w:pPr>
       <w:r>
         <w:t>(OpenStax P39) (a) Calculate the magnitude of the gravitational force exerted on a 4.20-kg baby by a 100-kg father 0.200 m away at birth (he is assisting, so he is close to the child). (b) Calculate the magnitude of the force on the baby due to Jupiter if it is at its closest distance to Earth, some 6.29 × 10</w:t>
@@ -1777,12 +1969,21 @@
         <w:t>11</w:t>
       </w:r>
       <w:r>
-        <w:t> m away. How does the force of Jupiter on the baby compare to the force of the father on the baby?</w:t>
-      </w:r>
-    </w:p>
-    <w:p>
-      <w:pPr>
-        <w:pStyle w:val="BodyText"/>
+        <w:t xml:space="preserve"> m away. (c) How </w:t>
+      </w:r>
+      <w:r>
+        <w:lastRenderedPageBreak/>
+        <w:t>does the force of Jupiter on the baby compare to the force of the father on the baby?</w:t>
+      </w:r>
+    </w:p>
+    <w:p>
+      <w:pPr>
+        <w:pStyle w:val="BodyText"/>
+        <w:numPr>
+          <w:ilvl w:val="0"/>
+          <w:numId w:val="6"/>
+        </w:numPr>
+        <w:ind w:left="990" w:hanging="630"/>
       </w:pPr>
       <w:r>
         <w:t>(OpenStax P35) (a) What is the acceleration due to gravity on the surface of the Moon? (b) On the surface of Mars?</w:t>
@@ -1791,6 +1992,11 @@
     <w:p>
       <w:pPr>
         <w:pStyle w:val="BodyText"/>
+        <w:numPr>
+          <w:ilvl w:val="0"/>
+          <w:numId w:val="6"/>
+        </w:numPr>
+        <w:ind w:left="990" w:hanging="630"/>
       </w:pPr>
       <w:r>
         <w:t>(Giancolli P40) You are explaining to friends why an astronaut feels weightless orbiting in the space shuttle, and they respond that they thought gravity was just a lot weaker up there. Convince them that it isn’t so by calculating how much weaker (in %) gravity is 380 km above the Earth’s surface.</w:t>
@@ -1810,10 +2016,62 @@
     </w:p>
     <w:p>
       <w:pPr>
-        <w:pStyle w:val="FirstParagraph"/>
+        <w:pStyle w:val="BodyText"/>
+        <w:numPr>
+          <w:ilvl w:val="0"/>
+          <w:numId w:val="6"/>
+        </w:numPr>
+        <w:ind w:left="990" w:hanging="630"/>
       </w:pPr>
       <w:r>
         <w:t>(Original Question) Use the data provided in Table </w:t>
+      </w:r>
+      <w:hyperlink w:anchor="planets">
+        <w:r>
+          <w:t>1</w:t>
+        </w:r>
+      </w:hyperlink>
+      <w:r>
+        <w:t xml:space="preserve"> to calculate (a) the force of gravity between the Earth and the Moon and (b) the tangential speed at which the Moon orbits the Earth.</w:t>
+      </w:r>
+    </w:p>
+    <w:p>
+      <w:pPr>
+        <w:pStyle w:val="BodyText"/>
+        <w:numPr>
+          <w:ilvl w:val="0"/>
+          <w:numId w:val="6"/>
+        </w:numPr>
+        <w:ind w:left="990" w:hanging="630"/>
+      </w:pPr>
+      <w:r>
+        <w:t>(Giancolli P46) Calculate the speed of a satellite moving in a stable circular orbit about the Earth at a height of 4800 km. (Be careful to think about what the radius should be.)</w:t>
+      </w:r>
+    </w:p>
+    <w:p>
+      <w:pPr>
+        <w:pStyle w:val="BodyText"/>
+        <w:numPr>
+          <w:ilvl w:val="0"/>
+          <w:numId w:val="6"/>
+        </w:numPr>
+        <w:ind w:left="990" w:hanging="630"/>
+      </w:pPr>
+      <w:r>
+        <w:t>(Giancolli P52) Determine the time it takes for a satellite to orbit the Earth in a circular near-Earth orbit. A “near-Earth” orbit is at a height above the surface of the Earth that is very small compared to the radius of the Earth. [Hint: You may take the acceleration due to gravity as essentially the same as that on the surface.]. Does your result depend on the mass of the satellite?</w:t>
+      </w:r>
+    </w:p>
+    <w:p>
+      <w:pPr>
+        <w:pStyle w:val="BodyText"/>
+        <w:numPr>
+          <w:ilvl w:val="0"/>
+          <w:numId w:val="6"/>
+        </w:numPr>
+        <w:ind w:left="990" w:hanging="630"/>
+      </w:pPr>
+      <w:r>
+        <w:t>(OpenStax P43) A geosynchronous Earth satellite is one that has an orbital period of precisely 1 day. Such orbits are useful for communication and weather observation because the satellite remains above the same point on Earth (provided it orbits in the equatorial plane in the same direction as Earth’s rotation). Calculate the radius of such an orbit based on the data in Table </w:t>
       </w:r>
       <w:hyperlink w:anchor="planets">
         <w:r>
@@ -1824,7 +2082,71 @@
         </w:r>
       </w:hyperlink>
       <w:r>
-        <w:t xml:space="preserve"> to calculate (a) the force of gravity between the Earth and the Moon and (b) the tangential speed at which the Moon orbits the Earth.</w:t>
+        <w:t>.</w:t>
+      </w:r>
+    </w:p>
+    <w:p>
+      <w:pPr>
+        <w:pStyle w:val="BodyText"/>
+      </w:pPr>
+    </w:p>
+    <w:p>
+      <w:pPr>
+        <w:pStyle w:val="BodyText"/>
+      </w:pPr>
+      <w:r>
+        <w:t>Answer</w:t>
+      </w:r>
+      <w:r>
+        <w:t>s</w:t>
+      </w:r>
+    </w:p>
+    <w:p>
+      <w:pPr>
+        <w:pStyle w:val="BodyText"/>
+      </w:pPr>
+      <w:r>
+        <w:t>1 (a) 86 400 sec; (b) 7.3 × 10−5 rad/s; (c) 470 m/s</w:t>
+      </w:r>
+    </w:p>
+    <w:p>
+      <w:pPr>
+        <w:pStyle w:val="BodyText"/>
+      </w:pPr>
+      <w:r>
+        <w:t>2 76.2 rad/s; 728 rpm</w:t>
+      </w:r>
+    </w:p>
+    <w:p>
+      <w:pPr>
+        <w:pStyle w:val="BodyText"/>
+      </w:pPr>
+      <w:r>
+        <w:t>3 (a) 1.01 m/s2; (b) 22.7 N</w:t>
+      </w:r>
+    </w:p>
+    <w:p>
+      <w:pPr>
+        <w:pStyle w:val="BodyText"/>
+      </w:pPr>
+      <w:r>
+        <w:t>4 1.36 rad/s = 12.9 rpm</w:t>
+      </w:r>
+    </w:p>
+    <w:p>
+      <w:pPr>
+        <w:pStyle w:val="BodyText"/>
+      </w:pPr>
+      <w:r>
+        <w:t>5 0.313 rad/s</w:t>
+      </w:r>
+    </w:p>
+    <w:p>
+      <w:pPr>
+        <w:pStyle w:val="BodyText"/>
+      </w:pPr>
+      <w:r>
+        <w:t>6 33.6 m/s</w:t>
       </w:r>
     </w:p>
     <w:p>
@@ -1833,34 +2155,153 @@
       </w:pPr>
       <w:r>
         <w:lastRenderedPageBreak/>
-        <w:t>(Giancolli P46) Calculate the speed of a satellite moving in a stable circular orbit about the Earth at a height of 4800 km. (Be careful to think about what the radius should be.)</w:t>
-      </w:r>
-    </w:p>
-    <w:p>
-      <w:pPr>
-        <w:pStyle w:val="BodyText"/>
-      </w:pPr>
-      <w:r>
-        <w:t>(Giancolli P52) Determine the time it takes for a satellite to orbit the Earth in a circular near-Earth orbit. A “near-Earth” orbit is at a height above the surface of the Earth that is very small compared to the radius of the Earth. [Hint: You may take the acceleration due to gravity as essentially the same as that on the surface.]. Does your result depend on the mass of the satellite?</w:t>
-      </w:r>
-    </w:p>
-    <w:p>
-      <w:pPr>
-        <w:pStyle w:val="BodyText"/>
-      </w:pPr>
-      <w:r>
-        <w:t>(OpenStax P43) A geosynchronous Earth satellite is one that has an orbital period of precisely 1 day. Such orbits are useful for communication and weather observation because the satellite remains above the same point on Earth (provided it orbits in the equatorial plane in the same direction as Earth’s rotation). Calculate the radius of such an orbit based on the data in Table </w:t>
-      </w:r>
-      <w:hyperlink w:anchor="planets">
-        <w:r>
-          <w:rPr>
-            <w:rStyle w:val="Hyperlink"/>
-          </w:rPr>
-          <w:t>1</w:t>
-        </w:r>
-      </w:hyperlink>
-      <w:r>
-        <w:t>.</w:t>
+        <w:t>7 (a) 5965 N; (b) 29.4 m/s</w:t>
+      </w:r>
+    </w:p>
+    <w:p>
+      <w:pPr>
+        <w:pStyle w:val="BodyText"/>
+      </w:pPr>
+      <w:r>
+        <w:t>8 9.1 m/s</w:t>
+      </w:r>
+    </w:p>
+    <w:p>
+      <w:pPr>
+        <w:pStyle w:val="BodyText"/>
+      </w:pPr>
+      <w:r>
+        <w:t>9 (a) 33.3 rad/s; (b) 500 N; (c) 40.8 m</w:t>
+      </w:r>
+    </w:p>
+    <w:p>
+      <w:pPr>
+        <w:pStyle w:val="BodyText"/>
+      </w:pPr>
+      <w:r>
+        <w:t>10 15.6 m/s</w:t>
+      </w:r>
+    </w:p>
+    <w:p>
+      <w:pPr>
+        <w:pStyle w:val="BodyText"/>
+      </w:pPr>
+      <w:r>
+        <w:t>11 0.57</w:t>
+      </w:r>
+    </w:p>
+    <w:p>
+      <w:pPr>
+        <w:pStyle w:val="BodyText"/>
+      </w:pPr>
+      <w:r>
+        <w:t>12 0.21</w:t>
+      </w:r>
+    </w:p>
+    <w:p>
+      <w:pPr>
+        <w:pStyle w:val="BodyText"/>
+      </w:pPr>
+      <w:r>
+        <w:t>13 1.84</w:t>
+      </w:r>
+    </w:p>
+    <w:p>
+      <w:pPr>
+        <w:pStyle w:val="BodyText"/>
+      </w:pPr>
+      <w:r>
+        <w:t>14 4.14◦</w:t>
+      </w:r>
+    </w:p>
+    <w:p>
+      <w:pPr>
+        <w:pStyle w:val="BodyText"/>
+      </w:pPr>
+      <w:r>
+        <w:t>15 18.9 m/s</w:t>
+      </w:r>
+    </w:p>
+    <w:p>
+      <w:pPr>
+        <w:pStyle w:val="BodyText"/>
+      </w:pPr>
+      <w:r>
+        <w:t>16 (a) 16.2 m/s; (b) 0.234</w:t>
+      </w:r>
+    </w:p>
+    <w:p>
+      <w:pPr>
+        <w:pStyle w:val="BodyText"/>
+      </w:pPr>
+      <w:r>
+        <w:t>17 29.6 kg</w:t>
+      </w:r>
+    </w:p>
+    <w:p>
+      <w:pPr>
+        <w:pStyle w:val="BodyText"/>
+      </w:pPr>
+      <w:r>
+        <w:t>18 (a) 7.01 × 10−7 N; (b) 1.35 × 10−6 N; (c) FJ = 1.92Ff</w:t>
+      </w:r>
+    </w:p>
+    <w:p>
+      <w:pPr>
+        <w:pStyle w:val="BodyText"/>
+      </w:pPr>
+      <w:r>
+        <w:t>19 (a) 1.62 m/s2; (b) 3.75 m/s2</w:t>
+      </w:r>
+    </w:p>
+    <w:p>
+      <w:pPr>
+        <w:pStyle w:val="BodyText"/>
+      </w:pPr>
+      <w:r>
+        <w:t xml:space="preserve">20 8.73 m/s2 = 89% of </w:t>
+      </w:r>
+      <w:proofErr w:type="spellStart"/>
+      <w:r>
+        <w:t>gsurface</w:t>
+      </w:r>
+      <w:proofErr w:type="spellEnd"/>
+    </w:p>
+    <w:p>
+      <w:pPr>
+        <w:pStyle w:val="BodyText"/>
+      </w:pPr>
+      <w:r>
+        <w:t>21 (a) 1.99 × 1020 N; (b) 1020 m/s</w:t>
+      </w:r>
+    </w:p>
+    <w:p>
+      <w:pPr>
+        <w:pStyle w:val="BodyText"/>
+      </w:pPr>
+      <w:r>
+        <w:t>22 5973 m/s</w:t>
+      </w:r>
+    </w:p>
+    <w:p>
+      <w:pPr>
+        <w:pStyle w:val="BodyText"/>
+      </w:pPr>
+      <w:r>
+        <w:t xml:space="preserve">23 1.41 </w:t>
+      </w:r>
+      <w:proofErr w:type="spellStart"/>
+      <w:r>
+        <w:t>hr</w:t>
+      </w:r>
+      <w:proofErr w:type="spellEnd"/>
+    </w:p>
+    <w:p>
+      <w:pPr>
+        <w:pStyle w:val="BodyText"/>
+      </w:pPr>
+      <w:r>
+        <w:t>24 4.23 × 107 m</w:t>
       </w:r>
     </w:p>
     <w:sectPr>
@@ -1877,7 +2318,7 @@
   <w:abstractNum w:abstractNumId="0" w15:restartNumberingAfterBreak="0">
     <w:nsid w:val="0000A990"/>
     <w:multiLevelType w:val="multilevel"/>
-    <w:tmpl w:val="3AF6784C"/>
+    <w:tmpl w:val="6F4C236C"/>
     <w:lvl w:ilvl="0">
       <w:numFmt w:val="bullet"/>
       <w:lvlText w:val=" "/>
@@ -1954,7 +2395,7 @@
   <w:abstractNum w:abstractNumId="1" w15:restartNumberingAfterBreak="0">
     <w:nsid w:val="00A99201"/>
     <w:multiLevelType w:val="multilevel"/>
-    <w:tmpl w:val="46CE9C40"/>
+    <w:tmpl w:val="1054AEEA"/>
     <w:lvl w:ilvl="0">
       <w:start w:val="1"/>
       <w:numFmt w:val="decimal"/>
@@ -1975,9 +2416,6 @@
       <w:pPr>
         <w:ind w:left="1440" w:hanging="360"/>
       </w:pPr>
-      <w:rPr>
-        <w:rFonts w:hint="default"/>
-      </w:rPr>
     </w:lvl>
     <w:lvl w:ilvl="2">
       <w:start w:val="1"/>
@@ -1987,9 +2425,6 @@
       <w:pPr>
         <w:ind w:left="2160" w:hanging="360"/>
       </w:pPr>
-      <w:rPr>
-        <w:rFonts w:hint="default"/>
-      </w:rPr>
     </w:lvl>
     <w:lvl w:ilvl="3">
       <w:start w:val="1"/>
@@ -1999,9 +2434,6 @@
       <w:pPr>
         <w:ind w:left="2880" w:hanging="360"/>
       </w:pPr>
-      <w:rPr>
-        <w:rFonts w:hint="default"/>
-      </w:rPr>
     </w:lvl>
     <w:lvl w:ilvl="4">
       <w:start w:val="1"/>
@@ -2011,9 +2443,6 @@
       <w:pPr>
         <w:ind w:left="3600" w:hanging="360"/>
       </w:pPr>
-      <w:rPr>
-        <w:rFonts w:hint="default"/>
-      </w:rPr>
     </w:lvl>
     <w:lvl w:ilvl="5">
       <w:start w:val="1"/>
@@ -2023,9 +2452,6 @@
       <w:pPr>
         <w:ind w:left="4320" w:hanging="360"/>
       </w:pPr>
-      <w:rPr>
-        <w:rFonts w:hint="default"/>
-      </w:rPr>
     </w:lvl>
     <w:lvl w:ilvl="6">
       <w:start w:val="1"/>
@@ -2035,9 +2461,6 @@
       <w:pPr>
         <w:ind w:left="5040" w:hanging="360"/>
       </w:pPr>
-      <w:rPr>
-        <w:rFonts w:hint="default"/>
-      </w:rPr>
     </w:lvl>
     <w:lvl w:ilvl="7">
       <w:start w:val="1"/>
@@ -2047,9 +2470,6 @@
       <w:pPr>
         <w:ind w:left="5760" w:hanging="360"/>
       </w:pPr>
-      <w:rPr>
-        <w:rFonts w:hint="default"/>
-      </w:rPr>
     </w:lvl>
     <w:lvl w:ilvl="8">
       <w:start w:val="1"/>
@@ -2059,26 +2479,25 @@
       <w:pPr>
         <w:ind w:left="6480" w:hanging="360"/>
       </w:pPr>
+    </w:lvl>
+  </w:abstractNum>
+  <w:abstractNum w:abstractNumId="2" w15:restartNumberingAfterBreak="0">
+    <w:nsid w:val="4DA85E0F"/>
+    <w:multiLevelType w:val="hybridMultilevel"/>
+    <w:tmpl w:val="39F623CE"/>
+    <w:lvl w:ilvl="0" w:tplc="38B282CC">
+      <w:start w:val="1"/>
+      <w:numFmt w:val="decimal"/>
+      <w:lvlText w:val="P%1."/>
+      <w:lvlJc w:val="left"/>
+      <w:pPr>
+        <w:ind w:left="720" w:hanging="360"/>
+      </w:pPr>
       <w:rPr>
         <w:rFonts w:hint="default"/>
       </w:rPr>
     </w:lvl>
-  </w:abstractNum>
-  <w:abstractNum w:abstractNumId="2" w15:restartNumberingAfterBreak="0">
-    <w:nsid w:val="264E3786"/>
-    <w:multiLevelType w:val="multilevel"/>
-    <w:tmpl w:val="7326F24C"/>
-    <w:styleLink w:val="CurrentList1"/>
-    <w:lvl w:ilvl="0">
-      <w:start w:val="1"/>
-      <w:numFmt w:val="decimal"/>
-      <w:lvlText w:val="%1."/>
-      <w:lvlJc w:val="left"/>
-      <w:pPr>
-        <w:ind w:left="720" w:hanging="360"/>
-      </w:pPr>
-    </w:lvl>
-    <w:lvl w:ilvl="1">
+    <w:lvl w:ilvl="1" w:tplc="04090019" w:tentative="1">
       <w:start w:val="1"/>
       <w:numFmt w:val="lowerLetter"/>
       <w:lvlText w:val="%2."/>
@@ -2087,16 +2506,16 @@
         <w:ind w:left="1440" w:hanging="360"/>
       </w:pPr>
     </w:lvl>
-    <w:lvl w:ilvl="2">
+    <w:lvl w:ilvl="2" w:tplc="0409001B" w:tentative="1">
       <w:start w:val="1"/>
       <w:numFmt w:val="lowerRoman"/>
       <w:lvlText w:val="%3."/>
-      <w:lvlJc w:val="left"/>
-      <w:pPr>
-        <w:ind w:left="2160" w:hanging="360"/>
+      <w:lvlJc w:val="right"/>
+      <w:pPr>
+        <w:ind w:left="2160" w:hanging="180"/>
       </w:pPr>
     </w:lvl>
-    <w:lvl w:ilvl="3">
+    <w:lvl w:ilvl="3" w:tplc="0409000F" w:tentative="1">
       <w:start w:val="1"/>
       <w:numFmt w:val="decimal"/>
       <w:lvlText w:val="%4."/>
@@ -2105,7 +2524,7 @@
         <w:ind w:left="2880" w:hanging="360"/>
       </w:pPr>
     </w:lvl>
-    <w:lvl w:ilvl="4">
+    <w:lvl w:ilvl="4" w:tplc="04090019" w:tentative="1">
       <w:start w:val="1"/>
       <w:numFmt w:val="lowerLetter"/>
       <w:lvlText w:val="%5."/>
@@ -2114,16 +2533,16 @@
         <w:ind w:left="3600" w:hanging="360"/>
       </w:pPr>
     </w:lvl>
-    <w:lvl w:ilvl="5">
+    <w:lvl w:ilvl="5" w:tplc="0409001B" w:tentative="1">
       <w:start w:val="1"/>
       <w:numFmt w:val="lowerRoman"/>
       <w:lvlText w:val="%6."/>
-      <w:lvlJc w:val="left"/>
-      <w:pPr>
-        <w:ind w:left="4320" w:hanging="360"/>
+      <w:lvlJc w:val="right"/>
+      <w:pPr>
+        <w:ind w:left="4320" w:hanging="180"/>
       </w:pPr>
     </w:lvl>
-    <w:lvl w:ilvl="6">
+    <w:lvl w:ilvl="6" w:tplc="0409000F" w:tentative="1">
       <w:start w:val="1"/>
       <w:numFmt w:val="decimal"/>
       <w:lvlText w:val="%7."/>
@@ -2132,7 +2551,7 @@
         <w:ind w:left="5040" w:hanging="360"/>
       </w:pPr>
     </w:lvl>
-    <w:lvl w:ilvl="7">
+    <w:lvl w:ilvl="7" w:tplc="04090019" w:tentative="1">
       <w:start w:val="1"/>
       <w:numFmt w:val="lowerLetter"/>
       <w:lvlText w:val="%8."/>
@@ -2141,23 +2560,23 @@
         <w:ind w:left="5760" w:hanging="360"/>
       </w:pPr>
     </w:lvl>
-    <w:lvl w:ilvl="8">
+    <w:lvl w:ilvl="8" w:tplc="0409001B" w:tentative="1">
       <w:start w:val="1"/>
       <w:numFmt w:val="lowerRoman"/>
       <w:lvlText w:val="%9."/>
-      <w:lvlJc w:val="left"/>
-      <w:pPr>
-        <w:ind w:left="6480" w:hanging="360"/>
+      <w:lvlJc w:val="right"/>
+      <w:pPr>
+        <w:ind w:left="6480" w:hanging="180"/>
       </w:pPr>
     </w:lvl>
   </w:abstractNum>
-  <w:num w:numId="1" w16cid:durableId="1085954170">
+  <w:num w:numId="1" w16cid:durableId="414016265">
     <w:abstractNumId w:val="0"/>
   </w:num>
-  <w:num w:numId="2" w16cid:durableId="1551770321">
+  <w:num w:numId="2" w16cid:durableId="565065514">
     <w:abstractNumId w:val="1"/>
   </w:num>
-  <w:num w:numId="3" w16cid:durableId="2039499601">
+  <w:num w:numId="3" w16cid:durableId="1038049061">
     <w:abstractNumId w:val="1"/>
     <w:lvlOverride w:ilvl="0">
       <w:startOverride w:val="1"/>
@@ -2187,7 +2606,7 @@
       <w:startOverride w:val="1"/>
     </w:lvlOverride>
   </w:num>
-  <w:num w:numId="4" w16cid:durableId="735513384">
+  <w:num w:numId="4" w16cid:durableId="1628120241">
     <w:abstractNumId w:val="1"/>
     <w:lvlOverride w:ilvl="0">
       <w:startOverride w:val="1"/>
@@ -2217,7 +2636,7 @@
       <w:startOverride w:val="1"/>
     </w:lvlOverride>
   </w:num>
-  <w:num w:numId="5" w16cid:durableId="1948077224">
+  <w:num w:numId="5" w16cid:durableId="244842861">
     <w:abstractNumId w:val="1"/>
     <w:lvlOverride w:ilvl="0">
       <w:startOverride w:val="1"/>
@@ -2247,7 +2666,7 @@
       <w:startOverride w:val="1"/>
     </w:lvlOverride>
   </w:num>
-  <w:num w:numId="6" w16cid:durableId="1235436460">
+  <w:num w:numId="6" w16cid:durableId="2142766495">
     <w:abstractNumId w:val="2"/>
   </w:num>
 </w:numbering>
@@ -3462,16 +3881,6 @@
       <w:rFonts w:ascii="Consolas" w:hAnsi="Consolas"/>
       <w:sz w:val="22"/>
     </w:rPr>
-  </w:style>
-  <w:style w:type="numbering" w:customStyle="1" w:styleId="CurrentList1">
-    <w:name w:val="Current List1"/>
-    <w:uiPriority w:val="99"/>
-    <w:rsid w:val="0014070C"/>
-    <w:pPr>
-      <w:numPr>
-        <w:numId w:val="6"/>
-      </w:numPr>
-    </w:pPr>
   </w:style>
 </w:styles>
 </file>
